--- a/site/files/Phase-Protocol-195-The Beacon Line Tidal Tripwire- Gemini Protocols.docx
+++ b/site/files/Phase-Protocol-195-The Beacon Line Tidal Tripwire- Gemini Protocols.docx
@@ -261,7 +261,7 @@
         <w:rPr>
           <w:sz w:val="22"/>
         </w:rPr>
-        <w:t xml:space="preserve"> 200 mph relative to the ship, dead ahead on the ship's line of travel. Five in a row, three minutes apart — a line that assembles itself, each ball ~16 km behind the one before, the full line ~64 km long and still growing.</w:t>
+        <w:t xml:space="preserve"> 200 mph relative to the ship, dead ahead on the ship's line of travel. Five in a row, three minutes apart — a line that assembles itself, each ball ~16 km behind the one before, the full line ~64 km long and still growing (200 mph geometry; graded at the seated 200 km/h: ~10 km behind, ~40 km long).</w:t>
       </w:r>
     </w:p>
     <w:p>
@@ -462,7 +462,7 @@
         <w:rPr>
           <w:sz w:val="22"/>
         </w:rPr>
-        <w:t xml:space="preserve">The principle is textbook and it is flown hardware: a line of test particles maps a gravity field through its tides — differential pull across the baseline curves what common pull cannot. Prior art recorded per the recognition doctrine: GRACE (2002, twin satellites, microwave ranging, mapped Earth's whole field exactly this way), GRAIL at the Moon, and the LISA three-craft laser constellation. Archer's version scales the two-bead idea to five and points it forward. His numbers: 200 mph = 89 m/s, three-minute spacing = 16.1 km between balls, a 64 km five-ball line. The audit's sensitivity run on that line against his Phase 194 hostile case (an Earth-size body of double mass): at ~260,000 km the line bends about a metre over ten minutes — right at the floor of clean radio tracking, and laser ranging reads a hundred times finer. At 50,000 km the bend is ~13 metres in three minutes and ~150 metres in ten — unmistakable, and it grows as 1/r-cubed as range closes. So the tripwire is near-field and gets louder fast, which is exactly what a tripwire should do. Flags, kept honest: (1) at cruise speed the +200 mph lead buys under five seconds of forward reach — the line travels WITH the ship; its value is not the lead, it is the clean free-fall baseline the ship's own noise cannot fake. (2) Tides fall as 1/r-cubed — this is a close-range alarm, not a survey instrument; it pairs with Phase 194's standoff doctrine and the scouts' sensor role, it does not replace them. (3) Non-gravitational mimics — launch dispersion, light pressure, thermal outgassing — can fake a curve; his heavy dense ball is the correct countermeasure (low area-to-mass), and the audit adds nothing. (4) One curve reading trades mass against distance (M and r blur together); repeated reads as the geometry changes separate them — the closing curve resolves its own unknown. (5) A single line gives the bend's direction left-right-up-down; whether a fan of lines for full vector mapping is wanted is Archer's call, flagged, not designed.</w:t>
+        <w:t>The principle is textbook and it is flown hardware: a line of test particles maps a gravity field through its tides — differential pull across the baseline curves what common pull cannot. Prior art recorded per the recognition doctrine: GRACE (2002, twin satellites, microwave ranging, mapped Earth's whole field exactly this way), GRAIL at the Moon, and the LISA three-craft laser constellation. Archer's version scales the two-bead idea to five and points it forward. His numbers, speed-graded: at 200 mph (89 m/s), three-minute spacing = 16.1 km between balls, a 64 km five-ball line; at the seated 200 km/h (56 m/s), 10.0 km between balls, a 40 km line. The audit's sensitivity run on the 64 km (200 mph) line against his Phase 194 hostile case (an Earth-size body of double mass): at ~260,000 km the line bends about a metre over ten minutes — right at the floor of clean radio tracking, and laser ranging reads a hundred times finer. At 50,000 km the bend is ~13 metres in three minutes and ~150 metres in ten — unmistakable, and it grows as 1/r-cubed as range closes. So the tripwire is near-field and gets louder fast, which is exactly what a tripwire should do. Flags, kept honest: (1) at cruise speed the +200 mph lead buys under five seconds of forward reach — the line travels WITH the ship; its value is not the lead, it is the clean free-fall baseline the ship's own noise cannot fake. (2) Tides fall as 1/r-cubed — this is a close-range alarm, not a survey instrument; it pairs with Phase 194's standoff doctrine and the scouts' sensor role, it does not replace them. (3) Non-gravitational mimics — launch dispersion, light pressure, thermal outgassing — can fake a curve; his heavy dense ball is the correct countermeasure (low area-to-mass), and the audit adds nothing. (4) One curve reading trades mass against distance (M and r blur together); repeated reads as the geometry changes separate them — the closing curve resolves its own unknown. (5) A single line gives the bend's direction left-right-up-down; whether a fan of lines for full vector mapping is wanted is Archer's call, flagged, not designed.</w:t>
       </w:r>
     </w:p>
     <w:p>
